--- a/worksheets/NW_L13_ParcelDepot_Worksheet.docx
+++ b/worksheets/NW_L13_ParcelDepot_Worksheet.docx
@@ -4886,7 +4886,17 @@
                 <w:sz w:val="21"/>
                 <w:szCs w:val="21"/>
               </w:rPr>
-              <w:t xml:space="preserve">a)  Give three benefits of dividing networking into layers.  </w:t>
+              <w:t xml:space="preserve">a)  </w:t>
+            </w:r>
+            <w:r>
+              <w:rPr>
+                <w:rFonts w:ascii="Arial" w:cs="Arial" w:eastAsia="Arial" w:hAnsi="Arial"/>
+                <w:b/>
+                <w:bCs/>
+                <w:sz w:val="21"/>
+                <w:szCs w:val="21"/>
+              </w:rPr>
+              <w:t xml:space="preserve">Give three benefits of dividing networking into layers.  </w:t>
             </w:r>
             <w:r>
               <w:rPr>
@@ -5038,7 +5048,17 @@
                 <w:sz w:val="21"/>
                 <w:szCs w:val="21"/>
               </w:rPr>
-              <w:t xml:space="preserve">b)  Explain how layering makes it possible to change from Wi-Fi to a cable without changing any software.  </w:t>
+              <w:t xml:space="preserve">b)  </w:t>
+            </w:r>
+            <w:r>
+              <w:rPr>
+                <w:rFonts w:ascii="Arial" w:cs="Arial" w:eastAsia="Arial" w:hAnsi="Arial"/>
+                <w:b/>
+                <w:bCs/>
+                <w:sz w:val="21"/>
+                <w:szCs w:val="21"/>
+              </w:rPr>
+              <w:t xml:space="preserve">Explain how layering makes it possible to change from Wi-Fi to a cable without changing any software.  </w:t>
             </w:r>
             <w:r>
               <w:rPr>
